--- a/docs/Report_2.0_ProjectPlan.docx
+++ b/docs/Report_2.0_ProjectPlan.docx
@@ -229,7 +229,7 @@
                 <w:sz w:val="18"/>
                 <w:szCs w:val="18"/>
               </w:rPr>
-              <w:t>v1.3</w:t>
+              <w:t>v1.4</w:t>
             </w:r>
           </w:p>
         </w:tc>
@@ -290,7 +290,7 @@
                 <w:sz w:val="18"/>
                 <w:szCs w:val="18"/>
               </w:rPr>
-              <w:t>03/07/2026</w:t>
+              <w:t>12/08/2026</w:t>
             </w:r>
           </w:p>
         </w:tc>
@@ -1004,6 +1004,48 @@
                 <w:szCs w:val="20"/>
               </w:rPr>
               <w:t>Change the workflow on a case-by-case basis.</w:t>
+            </w:r>
+          </w:p>
+        </w:tc>
+      </w:tr>
+      <w:tr>
+        <w:tc>
+          <w:tcPr>
+            <w:tcW w:type="dxa" w:w="1133"/>
+          </w:tcPr>
+          <w:p>
+            <w:r>
+              <w:t>v1.4</w:t>
+            </w:r>
+          </w:p>
+        </w:tc>
+        <w:tc>
+          <w:tcPr>
+            <w:tcW w:type="dxa" w:w="1843"/>
+          </w:tcPr>
+          <w:p>
+            <w:r>
+              <w:t>12/08/2026</w:t>
+            </w:r>
+          </w:p>
+        </w:tc>
+        <w:tc>
+          <w:tcPr>
+            <w:tcW w:type="dxa" w:w="2424"/>
+          </w:tcPr>
+          <w:p>
+            <w:r>
+              <w:t>TCS Team</w:t>
+            </w:r>
+          </w:p>
+        </w:tc>
+        <w:tc>
+          <w:tcPr>
+            <w:tcW w:type="dxa" w:w="3960"/>
+          </w:tcPr>
+          <w:p>
+            <w:r>
+              <w:t>Aligned technology registration and deployment baseline with the current codebase.</w:t>
             </w:r>
           </w:p>
         </w:tc>
@@ -26740,6 +26782,32 @@
         <w:spacing w:before="120"/>
       </w:pPr>
     </w:p>
+    <w:p>
+      <w:pPr>
+        <w:pStyle w:val="Heading1"/>
+      </w:pPr>
+      <w:r>
+        <w:rPr>
+          <w:sz w:val="28"/>
+        </w:rPr>
+        <w:t>[DOC-CODE ALIGNMENT] Technology Baseline Alignment Addendum</w:t>
+      </w:r>
+    </w:p>
+    <w:p>
+      <w:r>
+        <w:t>Implemented stack: Java 21, Spring Boot 4.0.6, Spring Security, BCrypt, jjwt 0.12.x, Spring Data JPA, MySQL 8, Flyway migrations through V26, React 19.2.6, TypeScript 6.0.2, Vite 8.0.12, axios and @stomp/stompjs 7.3.0.</w:t>
+      </w:r>
+    </w:p>
+    <w:p>
+      <w:r>
+        <w:t>Implemented deployment baseline: Docker Compose single-host topology with Nginx serving the SPA, Spring Boot API and MySQL. AWS remains a hosting target, not an implemented infrastructure-as-code baseline in the repository.</w:t>
+      </w:r>
+    </w:p>
+    <w:p>
+      <w:r>
+        <w:t>Do not register Redis, Prometheus/Grafana/Actuator, JaCoCo, Testcontainers, Tailwind/Bootstrap/MUI, TanStack Query, React Hook Form/Zod, Redux/Zustand, i18n or Spring OAuth2 Client as implemented technologies unless their dependencies and code are added.</w:t>
+      </w:r>
+    </w:p>
     <w:sectPr>
       <w:footerReference w:type="default" r:id="rId8"/>
       <w:pgSz w:w="11906" w:h="16838"/>
